--- a/ЖД станция/Работа над ошибками/Замечания/Замечания_Белова_этап4_КР_АР.docx
+++ b/ЖД станция/Работа над ошибками/Замечания/Замечания_Белова_этап4_КР_АР.docx
@@ -2,7 +2,7 @@
 <file path=word/document.xml><?xml version="1.0" encoding="utf-8"?>
 <w:document xmlns:w="http://schemas.openxmlformats.org/wordprocessingml/2006/main" xmlns:m="http://schemas.openxmlformats.org/officeDocument/2006/math" xmlns:r="http://schemas.openxmlformats.org/officeDocument/2006/relationships" xmlns:o="urn:schemas-microsoft-com:office:office" xmlns:v="urn:schemas-microsoft-com:vml" xmlns:w10="urn:schemas-microsoft-com:office:word" xmlns:a="http://schemas.openxmlformats.org/drawingml/2006/main" xmlns:pic="http://schemas.openxmlformats.org/drawingml/2006/picture" xmlns:wp="http://schemas.openxmlformats.org/drawingml/2006/wordprocessingDrawing">
   <w:body>
-    <w:bookmarkStart w:id="55" w:name="X51ffbe4b01f867bbb43bbe50a61a26eea65d436"/>
+    <w:bookmarkStart w:id="58" w:name="X51ffbe4b01f867bbb43bbe50a61a26eea65d436"/>
     <w:p>
       <w:pPr>
         <w:pStyle w:val="Heading1"/>
@@ -1030,7 +1030,7 @@
         <w:t xml:space="preserve"> </w:t>
       </w:r>
       <w:r>
-        <w:t xml:space="preserve">сетка осей «Default Grid» продублирована на уровнях «Этаж 01» и «Кровля» — оси по этажам не дублировать. Проект «Номер проекта», здание «Наименование здания», площадка «Default» — заполнить.</w:t>
+        <w:t xml:space="preserve">сетка осей «Default Grid» продублирована на уровнях «Этаж 01» и «Кровля» — оси по этажам не дублировать. Площадка «Default» → «DefaultSite», здание «Наименование здания» → «DefaultBuilding» (см. п. 7).</w:t>
       </w:r>
     </w:p>
     <w:bookmarkEnd w:id="47"/>
@@ -3636,37 +3636,96 @@
       </w:tr>
     </w:tbl>
     <w:bookmarkEnd w:id="52"/>
-    <w:bookmarkStart w:id="53" w:name="X188f5b06b0981694e80a43417d428804012fdf2"/>
+    <w:bookmarkStart w:id="56" w:name="структура-модели-и-обязательные-атрибуты"/>
     <w:p>
       <w:pPr>
         <w:pStyle w:val="Heading2"/>
       </w:pPr>
       <w:r>
-        <w:t xml:space="preserve">7. Обязательные атрибуты: Шифр проекта, Name, Material, Уровень</w:t>
+        <w:t xml:space="preserve">7. Структура модели и обязательные атрибуты</w:t>
       </w:r>
     </w:p>
     <w:p>
       <w:pPr>
         <w:pStyle w:val="FirstParagraph"/>
       </w:pPr>
-      <w:r>
-        <w:t xml:space="preserve">Должны быть у всех элементов всех моделей. Кроме перечисленного ниже,</w:t>
-      </w:r>
-      <w:r>
-        <w:t xml:space="preserve"> </w:t>
-      </w:r>
       <w:r>
         <w:rPr>
           <w:bCs/>
           <w:b/>
         </w:rPr>
-        <w:t xml:space="preserve">в каждой модели АР и КР</w:t>
+        <w:t xml:space="preserve">Структура.</w:t>
       </w:r>
       <w:r>
         <w:t xml:space="preserve"> </w:t>
       </w:r>
       <w:r>
-        <w:t xml:space="preserve">есть пустые элементы «Slabs», «Walls», «Doors», «Windows», «Others», «Beams», «Columns», «Roofs» — без геометрии и без набора EIR (лишние элементы, EIR п.3.1.3). Удалить. Модели: 53 из 90 (все, кроме ОС и ПОМ).</w:t>
+        <w:t xml:space="preserve">Требуется: Project → Site «DefaultSite» → Building «DefaultBuilding» → Building Storey → группы элементов. Группы (Slabs, Walls, Doors, Beams, Others …) сделаны верно. Не соответствует: во всех моделях АР и КР площадка «Площадка», здание «Здание» (в 3 этапе — имя файла); в ОС и ПОМ площадка «Default», здание «Наименование здания». Должно быть «DefaultSite» / «DefaultBuilding». Уровни: в КЖ_Ч1–Ч3 уровень «Приямок» — такого уровня в EIR нет, должен быть «Фундамент»; в КЖ0 фундаменты КТП-100 (Ч16–Ч21) на уровне «Этаж 01», остальные КЖ0 — «Фундамент»; привести к одному.</w:t>
+      </w:r>
+    </w:p>
+    <w:p>
+      <w:pPr>
+        <w:pStyle w:val="Figure"/>
+      </w:pPr>
+      <w:r>
+        <w:drawing>
+          <wp:inline>
+            <wp:extent cx="9612000" cy="2365254"/>
+            <wp:effectExtent b="0" l="0" r="0" t="0"/>
+            <wp:docPr descr="" title="" id="54" name="Picture"/>
+            <a:graphic>
+              <a:graphicData uri="http://schemas.openxmlformats.org/drawingml/2006/picture">
+                <pic:pic>
+                  <pic:nvPicPr>
+                    <pic:cNvPr descr="/tmp/claude-0/-home-user-Cloude/f5b51736-07b5-508b-a485-66a45660e91c/scratchpad/bfin/10_структура_проекта.png" id="55" name="Picture"/>
+                    <pic:cNvPicPr>
+                      <a:picLocks noChangeArrowheads="1" noChangeAspect="1"/>
+                    </pic:cNvPicPr>
+                  </pic:nvPicPr>
+                  <pic:blipFill>
+                    <a:blip r:embed="rId53"/>
+                    <a:stretch>
+                      <a:fillRect/>
+                    </a:stretch>
+                  </pic:blipFill>
+                  <pic:spPr bwMode="auto">
+                    <a:xfrm>
+                      <a:off x="0" y="0"/>
+                      <a:ext cx="9612000" cy="2365254"/>
+                    </a:xfrm>
+                    <a:prstGeom prst="rect">
+                      <a:avLst/>
+                    </a:prstGeom>
+                    <a:noFill/>
+                    <a:ln w="9525">
+                      <a:noFill/>
+                      <a:headEnd/>
+                      <a:tailEnd/>
+                    </a:ln>
+                  </pic:spPr>
+                </pic:pic>
+              </a:graphicData>
+            </a:graphic>
+          </wp:inline>
+        </w:drawing>
+      </w:r>
+    </w:p>
+    <w:p>
+      <w:pPr>
+        <w:pStyle w:val="FirstParagraph"/>
+      </w:pPr>
+      <w:r>
+        <w:rPr>
+          <w:bCs/>
+          <w:b/>
+        </w:rPr>
+        <w:t xml:space="preserve">Обязательные атрибуты</w:t>
+      </w:r>
+      <w:r>
+        <w:t xml:space="preserve"> </w:t>
+      </w:r>
+      <w:r>
+        <w:t xml:space="preserve">«Шифр проекта», «Name», «Material», «Уровень» должны быть у всех элементов всех моделей (группы структуры Slabs/Walls/… — не элементы, к ним не относится). Не заполнено:</w:t>
       </w:r>
     </w:p>
     <w:tbl>
@@ -5754,8 +5813,8 @@
         </w:tc>
       </w:tr>
     </w:tbl>
-    <w:bookmarkEnd w:id="53"/>
-    <w:bookmarkStart w:id="54" w:name="к-сведению-посадка-относительно-пзу"/>
+    <w:bookmarkEnd w:id="56"/>
+    <w:bookmarkStart w:id="57" w:name="к-сведению-посадка-относительно-пзу"/>
     <w:p>
       <w:pPr>
         <w:pStyle w:val="Heading2"/>
@@ -5772,8 +5831,8 @@
         <w:t xml:space="preserve">0.000 зданий соответствуют ПД. Пункт обогрева_2 (АР_Ч19, 189,35) и туалет_3 (АР_Ч13) частично засыпаны поверхностью ПЗУ Ч5 (до 189,73) — это замечание к модели ПЗУ (Пятница), передано.</w:t>
       </w:r>
     </w:p>
-    <w:bookmarkEnd w:id="54"/>
-    <w:bookmarkEnd w:id="55"/>
+    <w:bookmarkEnd w:id="57"/>
+    <w:bookmarkEnd w:id="58"/>
     <w:sectPr>
       <w:pgSz w:orient="landscape" w:w="16838" w:h="11906"/>
       <w:pgMar w:left="850" w:right="850" w:top="737" w:bottom="737"/>
